--- a/Fase 1/Evidencias Grupales/1.4_APT122_FormativaFase1.docx
+++ b/Fase 1/Evidencias Grupales/1.4_APT122_FormativaFase1.docx
@@ -433,7 +433,7 @@
     </w:p>
     <w:sdt>
       <w:sdtPr>
-        <w:id w:val="-2011222781"/>
+        <w:id w:val="1834628674"/>
         <w:docPartObj>
           <w:docPartGallery w:val="Table of Contents"/>
           <w:docPartUnique w:val="1"/>
@@ -748,7 +748,7 @@
               </w:rPr>
               <w:t xml:space="preserve">Competencias del perfil de egreso con el proyecto</w:t>
               <w:tab/>
-              <w:t xml:space="preserve">3</w:t>
+              <w:t xml:space="preserve">4</w:t>
             </w:r>
           </w:hyperlink>
           <w:r>
@@ -904,7 +904,7 @@
               </w:rPr>
               <w:t xml:space="preserve">Objetivos Del proyecto</w:t>
               <w:tab/>
-              <w:t xml:space="preserve">4</w:t>
+              <w:t xml:space="preserve">5</w:t>
             </w:r>
           </w:hyperlink>
           <w:r>
@@ -957,7 +957,7 @@
               </w:rPr>
               <w:t xml:space="preserve">Objetivo General del proyecto</w:t>
               <w:tab/>
-              <w:t xml:space="preserve">4</w:t>
+              <w:t xml:space="preserve">5</w:t>
             </w:r>
           </w:hyperlink>
           <w:r>
@@ -1010,7 +1010,7 @@
               </w:rPr>
               <w:t xml:space="preserve">Objetivos específicos</w:t>
               <w:tab/>
-              <w:t xml:space="preserve">4</w:t>
+              <w:t xml:space="preserve">5</w:t>
             </w:r>
           </w:hyperlink>
           <w:r>
@@ -1114,7 +1114,7 @@
               </w:rPr>
               <w:t xml:space="preserve">Plan de Trabajo</w:t>
               <w:tab/>
-              <w:t xml:space="preserve">5</w:t>
+              <w:t xml:space="preserve">6</w:t>
             </w:r>
           </w:hyperlink>
           <w:r>
@@ -1166,7 +1166,7 @@
               </w:rPr>
               <w:t xml:space="preserve">Evidencia y su Justificación</w:t>
               <w:tab/>
-              <w:t xml:space="preserve">6</w:t>
+              <w:t xml:space="preserve">7</w:t>
             </w:r>
           </w:hyperlink>
           <w:r>
@@ -1270,7 +1270,7 @@
               </w:rPr>
               <w:t xml:space="preserve">conclusiones y reflexiones individuales</w:t>
               <w:tab/>
-              <w:t xml:space="preserve">7</w:t>
+              <w:t xml:space="preserve">8</w:t>
             </w:r>
           </w:hyperlink>
           <w:r>
@@ -1322,7 +1322,59 @@
               </w:rPr>
               <w:t xml:space="preserve">Anexos</w:t>
               <w:tab/>
-              <w:t xml:space="preserve">7</w:t>
+              <w:t xml:space="preserve">8</w:t>
+            </w:r>
+          </w:hyperlink>
+          <w:r>
+            <w:rPr>
+              <w:rtl w:val="0"/>
+            </w:rPr>
+          </w:r>
+        </w:p>
+        <w:p>
+          <w:pPr>
+            <w:widowControl w:val="0"/>
+            <w:tabs>
+              <w:tab w:val="right" w:leader="none" w:pos="12000"/>
+            </w:tabs>
+            <w:spacing w:before="60" w:line="240" w:lineRule="auto"/>
+            <w:rPr>
+              <w:rFonts w:ascii="Arial" w:cs="Arial" w:eastAsia="Arial" w:hAnsi="Arial"/>
+              <w:b w:val="1"/>
+              <w:bCs w:val="1"/>
+              <w:i w:val="0"/>
+              <w:iCs w:val="0"/>
+              <w:smallCaps w:val="0"/>
+              <w:strike w:val="0"/>
+              <w:color w:val="000000"/>
+              <w:sz w:val="22"/>
+              <w:szCs w:val="22"/>
+              <w:u w:val="none"/>
+              <w:shd w:fill="auto" w:val="clear"/>
+              <w:vertAlign w:val="baseline"/>
+            </w:rPr>
+          </w:pPr>
+          <w:hyperlink w:anchor="_jr1zsd35c6sr">
+            <w:r>
+              <w:rPr>
+                <w:rFonts w:ascii="Arial" w:cs="Arial" w:eastAsia="Arial" w:hAnsi="Arial"/>
+                <w:b w:val="1"/>
+                <w:bCs w:val="1"/>
+                <w:i w:val="0"/>
+                <w:iCs w:val="0"/>
+                <w:smallCaps w:val="0"/>
+                <w:strike w:val="0"/>
+                <w:color w:val="000000"/>
+                <w:sz w:val="22"/>
+                <w:szCs w:val="22"/>
+                <w:u w:val="none"/>
+                <w:shd w:fill="auto" w:val="clear"/>
+                <w:vertAlign w:val="baseline"/>
+                <w:rtl w:val="0"/>
+              </w:rPr>
+              <w:t xml:space="preserve">PAUTA DE AUTOEVALUACIÓN</w:t>
+              <w:tab/>
+              <w:t xml:space="preserve">9</w:t>
             </w:r>
           </w:hyperlink>
           <w:r>
@@ -1763,7 +1815,7 @@
         <w:rPr>
           <w:rtl w:val="0"/>
         </w:rPr>
-        <w:t xml:space="preserve">El proyecto consiste en lograr la creación de un sistema que permita realizar un agendamiento de cita para Nicollet Studio Fantasy como ver una ficha del cliente que fue atendido anteriormente para ver qué tratamiento se le realizó  como una alerta de 30 días después de haberse realizó el tratamiento del proyecto buscamos ayudar a automatizar esos procesos manuales con los que cuentran y  a través de la innovación digital </w:t>
+        <w:t xml:space="preserve">El proyecto consiste en lograr la creación de un sistema que permita realizar un agendamiento de cita para Nicolett Studio Fantasy como ver una ficha del cliente que fue atendido anteriormente para ver qué tratamiento se le realizó, también incluye una alerta 30 días después de haberse realizado el tratamiento, como objetivo del proyecto buscamos ayudar a automatizar esos procesos manuales con los que cuentan y facilitar el flujo de trabajo a través de la innovación digital </w:t>
       </w:r>
     </w:p>
     <w:p>
@@ -1778,7 +1830,7 @@
         <w:rPr>
           <w:rtl w:val="0"/>
         </w:rPr>
-        <w:t xml:space="preserve">Justificado e relevancia del proyecto</w:t>
+        <w:t xml:space="preserve">Justificado y relevancia del proyecto</w:t>
       </w:r>
     </w:p>
     <w:p>
@@ -1920,24 +1972,9 @@
       </w:pPr>
       <w:r>
         <w:rPr>
-          <w:i w:val="1"/>
-          <w:iCs w:val="1"/>
-          <w:rtl w:val="0"/>
-        </w:rPr>
-        <w:t xml:space="preserve">R</w:t>
-      </w:r>
-      <w:r>
-        <w:rPr>
-          <w:i w:val="1"/>
-          <w:iCs w:val="1"/>
-          <w:rtl w:val="0"/>
-        </w:rPr>
-        <w:t xml:space="preserve">ealizar el proyecto de Nicolett Studio Fantasy implementando un sistema de Agendamiento y gestión de clientes mediante la digitalización de las reservados de la citas con un registro del historiales del clienta y un seguimiento a través de una alerta a los 30 días de haber realizar el tratamiento</w:t>
-      </w:r>
-      <w:r>
-        <w:rPr>
-          <w:rtl w:val="0"/>
-        </w:rPr>
+          <w:rtl w:val="0"/>
+        </w:rPr>
+        <w:t xml:space="preserve">Realizar el proyecto de Nicolett Studio Fantasy implementando un sistema de Agendamiento y gestión de clientes mediante la digitalización de las reservados de la citas con un registro del historial del cliente y un seguimiento a través de una alerta a los 30 días de haber realizar el tratamiento</w:t>
       </w:r>
     </w:p>
     <w:p>
@@ -1963,15 +2000,9 @@
         </w:numPr>
         <w:spacing w:after="0" w:afterAutospacing="0" w:before="240" w:line="360" w:lineRule="auto"/>
         <w:ind w:left="720" w:hanging="360"/>
-        <w:rPr>
-          <w:i w:val="1"/>
-          <w:iCs w:val="1"/>
-        </w:rPr>
-      </w:pPr>
-      <w:r>
-        <w:rPr>
-          <w:i w:val="1"/>
-          <w:iCs w:val="1"/>
+      </w:pPr>
+      <w:r>
+        <w:rPr>
           <w:rtl w:val="0"/>
         </w:rPr>
         <w:t xml:space="preserve">Realizar el levantamiento de requerimientos funcionales como no funcionales</w:t>
@@ -1985,15 +2016,9 @@
         </w:numPr>
         <w:spacing w:after="0" w:afterAutospacing="0" w:before="0" w:beforeAutospacing="0" w:line="360" w:lineRule="auto"/>
         <w:ind w:left="720" w:hanging="360"/>
-        <w:rPr>
-          <w:i w:val="1"/>
-          <w:iCs w:val="1"/>
-        </w:rPr>
-      </w:pPr>
-      <w:r>
-        <w:rPr>
-          <w:i w:val="1"/>
-          <w:iCs w:val="1"/>
+      </w:pPr>
+      <w:r>
+        <w:rPr>
           <w:rtl w:val="0"/>
         </w:rPr>
         <w:t xml:space="preserve">Realizar el diseño del sistema siguiendo las paletas de colores dadas blanco, dorado, nude</w:t>
@@ -2007,15 +2032,9 @@
         </w:numPr>
         <w:spacing w:after="0" w:afterAutospacing="0" w:before="0" w:beforeAutospacing="0" w:line="360" w:lineRule="auto"/>
         <w:ind w:left="720" w:hanging="360"/>
-        <w:rPr>
-          <w:i w:val="1"/>
-          <w:iCs w:val="1"/>
-        </w:rPr>
-      </w:pPr>
-      <w:r>
-        <w:rPr>
-          <w:i w:val="1"/>
-          <w:iCs w:val="1"/>
+      </w:pPr>
+      <w:r>
+        <w:rPr>
           <w:rtl w:val="0"/>
         </w:rPr>
         <w:t xml:space="preserve">Realizar el módulo de agendamiento de citas con un abono de $5.000 pesos chilenos</w:t>
@@ -2029,15 +2048,9 @@
         </w:numPr>
         <w:spacing w:after="0" w:afterAutospacing="0" w:before="0" w:beforeAutospacing="0" w:line="360" w:lineRule="auto"/>
         <w:ind w:left="720" w:hanging="360"/>
-        <w:rPr>
-          <w:i w:val="1"/>
-          <w:iCs w:val="1"/>
-        </w:rPr>
-      </w:pPr>
-      <w:r>
-        <w:rPr>
-          <w:i w:val="1"/>
-          <w:iCs w:val="1"/>
+      </w:pPr>
+      <w:r>
+        <w:rPr>
           <w:rtl w:val="0"/>
         </w:rPr>
         <w:t xml:space="preserve">Realizar el módulo de fichas del cliente</w:t>
@@ -2051,15 +2064,9 @@
         </w:numPr>
         <w:spacing w:after="0" w:afterAutospacing="0" w:before="0" w:beforeAutospacing="0" w:line="360" w:lineRule="auto"/>
         <w:ind w:left="720" w:hanging="360"/>
-        <w:rPr>
-          <w:i w:val="1"/>
-          <w:iCs w:val="1"/>
-        </w:rPr>
-      </w:pPr>
-      <w:r>
-        <w:rPr>
-          <w:i w:val="1"/>
-          <w:iCs w:val="1"/>
+      </w:pPr>
+      <w:r>
+        <w:rPr>
           <w:rtl w:val="0"/>
         </w:rPr>
         <w:t xml:space="preserve"> Realizar la base de datos</w:t>
@@ -2073,15 +2080,9 @@
         </w:numPr>
         <w:spacing w:after="0" w:afterAutospacing="0" w:before="0" w:beforeAutospacing="0" w:line="360" w:lineRule="auto"/>
         <w:ind w:left="720" w:hanging="360"/>
-        <w:rPr>
-          <w:i w:val="1"/>
-          <w:iCs w:val="1"/>
-        </w:rPr>
-      </w:pPr>
-      <w:r>
-        <w:rPr>
-          <w:i w:val="1"/>
-          <w:iCs w:val="1"/>
+      </w:pPr>
+      <w:r>
+        <w:rPr>
           <w:rtl w:val="0"/>
         </w:rPr>
         <w:t xml:space="preserve"> Realizar el módulo de alertas</w:t>
@@ -2095,15 +2096,9 @@
         </w:numPr>
         <w:spacing w:after="0" w:afterAutospacing="0" w:before="0" w:beforeAutospacing="0" w:line="360" w:lineRule="auto"/>
         <w:ind w:left="720" w:hanging="360"/>
-        <w:rPr>
-          <w:i w:val="1"/>
-          <w:iCs w:val="1"/>
-        </w:rPr>
-      </w:pPr>
-      <w:r>
-        <w:rPr>
-          <w:i w:val="1"/>
-          <w:iCs w:val="1"/>
+      </w:pPr>
+      <w:r>
+        <w:rPr>
           <w:rtl w:val="0"/>
         </w:rPr>
         <w:t xml:space="preserve">Validar la funcionalidad e Integración del sistema</w:t>
@@ -2117,24 +2112,12 @@
         </w:numPr>
         <w:spacing w:after="240" w:before="0" w:beforeAutospacing="0" w:line="360" w:lineRule="auto"/>
         <w:ind w:left="720" w:hanging="360"/>
-        <w:rPr>
-          <w:i w:val="1"/>
-          <w:iCs w:val="1"/>
-        </w:rPr>
-      </w:pPr>
-      <w:r>
-        <w:rPr>
-          <w:i w:val="1"/>
-          <w:iCs w:val="1"/>
-          <w:rtl w:val="0"/>
-        </w:rPr>
-        <w:t xml:space="preserve">Realizar los módulos de los 3 perfiles </w:t>
-      </w:r>
-      <w:r>
-        <w:rPr>
-          <w:rtl w:val="0"/>
-        </w:rPr>
-        <w:t xml:space="preserve"> </w:t>
+      </w:pPr>
+      <w:r>
+        <w:rPr>
+          <w:rtl w:val="0"/>
+        </w:rPr>
+        <w:t xml:space="preserve">Realizar los módulos de los 3 perfiles  </w:t>
       </w:r>
     </w:p>
     <w:p>
@@ -2562,8 +2545,6 @@
               <w:jc w:val="both"/>
               <w:rPr>
                 <w:rFonts w:ascii="Calibri" w:cs="Calibri" w:eastAsia="Calibri" w:hAnsi="Calibri"/>
-                <w:i w:val="1"/>
-                <w:iCs w:val="1"/>
                 <w:sz w:val="18"/>
                 <w:szCs w:val="18"/>
               </w:rPr>
@@ -2571,8 +2552,6 @@
             <w:r>
               <w:rPr>
                 <w:rFonts w:ascii="Calibri" w:cs="Calibri" w:eastAsia="Calibri" w:hAnsi="Calibri"/>
-                <w:i w:val="1"/>
-                <w:iCs w:val="1"/>
                 <w:sz w:val="18"/>
                 <w:szCs w:val="18"/>
                 <w:rtl w:val="0"/>
@@ -2596,8 +2575,6 @@
               <w:jc w:val="both"/>
               <w:rPr>
                 <w:rFonts w:ascii="Calibri" w:cs="Calibri" w:eastAsia="Calibri" w:hAnsi="Calibri"/>
-                <w:i w:val="1"/>
-                <w:iCs w:val="1"/>
                 <w:sz w:val="18"/>
                 <w:szCs w:val="18"/>
               </w:rPr>
@@ -2605,8 +2582,6 @@
             <w:r>
               <w:rPr>
                 <w:rFonts w:ascii="Calibri" w:cs="Calibri" w:eastAsia="Calibri" w:hAnsi="Calibri"/>
-                <w:i w:val="1"/>
-                <w:iCs w:val="1"/>
                 <w:sz w:val="18"/>
                 <w:szCs w:val="18"/>
                 <w:rtl w:val="0"/>
@@ -2630,8 +2605,6 @@
               <w:jc w:val="both"/>
               <w:rPr>
                 <w:rFonts w:ascii="Calibri" w:cs="Calibri" w:eastAsia="Calibri" w:hAnsi="Calibri"/>
-                <w:i w:val="1"/>
-                <w:iCs w:val="1"/>
                 <w:sz w:val="18"/>
                 <w:szCs w:val="18"/>
               </w:rPr>
@@ -2639,8 +2612,6 @@
             <w:r>
               <w:rPr>
                 <w:rFonts w:ascii="Calibri" w:cs="Calibri" w:eastAsia="Calibri" w:hAnsi="Calibri"/>
-                <w:i w:val="1"/>
-                <w:iCs w:val="1"/>
                 <w:sz w:val="18"/>
                 <w:szCs w:val="18"/>
                 <w:rtl w:val="0"/>
@@ -2664,8 +2635,6 @@
               <w:jc w:val="both"/>
               <w:rPr>
                 <w:rFonts w:ascii="Calibri" w:cs="Calibri" w:eastAsia="Calibri" w:hAnsi="Calibri"/>
-                <w:i w:val="1"/>
-                <w:iCs w:val="1"/>
                 <w:sz w:val="18"/>
                 <w:szCs w:val="18"/>
               </w:rPr>
@@ -2673,8 +2642,6 @@
             <w:r>
               <w:rPr>
                 <w:rFonts w:ascii="Calibri" w:cs="Calibri" w:eastAsia="Calibri" w:hAnsi="Calibri"/>
-                <w:i w:val="1"/>
-                <w:iCs w:val="1"/>
                 <w:sz w:val="18"/>
                 <w:szCs w:val="18"/>
                 <w:rtl w:val="0"/>
@@ -2698,8 +2665,6 @@
               <w:jc w:val="both"/>
               <w:rPr>
                 <w:rFonts w:ascii="Calibri" w:cs="Calibri" w:eastAsia="Calibri" w:hAnsi="Calibri"/>
-                <w:i w:val="1"/>
-                <w:iCs w:val="1"/>
                 <w:sz w:val="18"/>
                 <w:szCs w:val="18"/>
               </w:rPr>
@@ -2707,8 +2672,6 @@
             <w:r>
               <w:rPr>
                 <w:rFonts w:ascii="Calibri" w:cs="Calibri" w:eastAsia="Calibri" w:hAnsi="Calibri"/>
-                <w:i w:val="1"/>
-                <w:iCs w:val="1"/>
                 <w:sz w:val="18"/>
                 <w:szCs w:val="18"/>
                 <w:rtl w:val="0"/>
@@ -2732,8 +2695,6 @@
               <w:jc w:val="both"/>
               <w:rPr>
                 <w:rFonts w:ascii="Calibri" w:cs="Calibri" w:eastAsia="Calibri" w:hAnsi="Calibri"/>
-                <w:i w:val="1"/>
-                <w:iCs w:val="1"/>
                 <w:sz w:val="18"/>
                 <w:szCs w:val="18"/>
               </w:rPr>
@@ -2741,8 +2702,6 @@
             <w:r>
               <w:rPr>
                 <w:rFonts w:ascii="Calibri" w:cs="Calibri" w:eastAsia="Calibri" w:hAnsi="Calibri"/>
-                <w:i w:val="1"/>
-                <w:iCs w:val="1"/>
                 <w:sz w:val="18"/>
                 <w:szCs w:val="18"/>
                 <w:rtl w:val="0"/>
@@ -2766,8 +2725,6 @@
               <w:jc w:val="both"/>
               <w:rPr>
                 <w:rFonts w:ascii="Calibri" w:cs="Calibri" w:eastAsia="Calibri" w:hAnsi="Calibri"/>
-                <w:i w:val="1"/>
-                <w:iCs w:val="1"/>
                 <w:sz w:val="18"/>
                 <w:szCs w:val="18"/>
               </w:rPr>
@@ -2775,8 +2732,6 @@
             <w:r>
               <w:rPr>
                 <w:rFonts w:ascii="Calibri" w:cs="Calibri" w:eastAsia="Calibri" w:hAnsi="Calibri"/>
-                <w:i w:val="1"/>
-                <w:iCs w:val="1"/>
                 <w:sz w:val="18"/>
                 <w:szCs w:val="18"/>
                 <w:rtl w:val="0"/>
@@ -2790,8 +2745,6 @@
               <w:jc w:val="both"/>
               <w:rPr>
                 <w:rFonts w:ascii="Calibri" w:cs="Calibri" w:eastAsia="Calibri" w:hAnsi="Calibri"/>
-                <w:i w:val="1"/>
-                <w:iCs w:val="1"/>
                 <w:sz w:val="18"/>
                 <w:szCs w:val="18"/>
               </w:rPr>
@@ -2799,8 +2752,6 @@
             <w:r>
               <w:rPr>
                 <w:rFonts w:ascii="Calibri" w:cs="Calibri" w:eastAsia="Calibri" w:hAnsi="Calibri"/>
-                <w:i w:val="1"/>
-                <w:iCs w:val="1"/>
                 <w:sz w:val="18"/>
                 <w:szCs w:val="18"/>
                 <w:rtl w:val="0"/>
@@ -2830,8 +2781,6 @@
               <w:jc w:val="both"/>
               <w:rPr>
                 <w:rFonts w:ascii="Calibri" w:cs="Calibri" w:eastAsia="Calibri" w:hAnsi="Calibri"/>
-                <w:i w:val="1"/>
-                <w:iCs w:val="1"/>
                 <w:sz w:val="18"/>
                 <w:szCs w:val="18"/>
               </w:rPr>
@@ -2839,8 +2788,6 @@
             <w:r>
               <w:rPr>
                 <w:rFonts w:ascii="Calibri" w:cs="Calibri" w:eastAsia="Calibri" w:hAnsi="Calibri"/>
-                <w:i w:val="1"/>
-                <w:iCs w:val="1"/>
                 <w:sz w:val="18"/>
                 <w:szCs w:val="18"/>
                 <w:rtl w:val="0"/>
@@ -2864,8 +2811,6 @@
               <w:jc w:val="both"/>
               <w:rPr>
                 <w:rFonts w:ascii="Calibri" w:cs="Calibri" w:eastAsia="Calibri" w:hAnsi="Calibri"/>
-                <w:i w:val="1"/>
-                <w:iCs w:val="1"/>
                 <w:sz w:val="18"/>
                 <w:szCs w:val="18"/>
               </w:rPr>
@@ -2873,8 +2818,6 @@
             <w:r>
               <w:rPr>
                 <w:rFonts w:ascii="Calibri" w:cs="Calibri" w:eastAsia="Calibri" w:hAnsi="Calibri"/>
-                <w:i w:val="1"/>
-                <w:iCs w:val="1"/>
                 <w:sz w:val="18"/>
                 <w:szCs w:val="18"/>
                 <w:rtl w:val="0"/>
@@ -2898,8 +2841,6 @@
               <w:jc w:val="both"/>
               <w:rPr>
                 <w:rFonts w:ascii="Calibri" w:cs="Calibri" w:eastAsia="Calibri" w:hAnsi="Calibri"/>
-                <w:i w:val="1"/>
-                <w:iCs w:val="1"/>
                 <w:sz w:val="18"/>
                 <w:szCs w:val="18"/>
               </w:rPr>
@@ -2907,8 +2848,6 @@
             <w:r>
               <w:rPr>
                 <w:rFonts w:ascii="Calibri" w:cs="Calibri" w:eastAsia="Calibri" w:hAnsi="Calibri"/>
-                <w:i w:val="1"/>
-                <w:iCs w:val="1"/>
                 <w:sz w:val="18"/>
                 <w:szCs w:val="18"/>
                 <w:rtl w:val="0"/>
@@ -2932,8 +2871,6 @@
               <w:jc w:val="both"/>
               <w:rPr>
                 <w:rFonts w:ascii="Calibri" w:cs="Calibri" w:eastAsia="Calibri" w:hAnsi="Calibri"/>
-                <w:i w:val="1"/>
-                <w:iCs w:val="1"/>
                 <w:sz w:val="18"/>
                 <w:szCs w:val="18"/>
               </w:rPr>
@@ -2941,8 +2878,6 @@
             <w:r>
               <w:rPr>
                 <w:rFonts w:ascii="Calibri" w:cs="Calibri" w:eastAsia="Calibri" w:hAnsi="Calibri"/>
-                <w:i w:val="1"/>
-                <w:iCs w:val="1"/>
                 <w:sz w:val="18"/>
                 <w:szCs w:val="18"/>
                 <w:rtl w:val="0"/>
@@ -2966,8 +2901,6 @@
               <w:jc w:val="both"/>
               <w:rPr>
                 <w:rFonts w:ascii="Calibri" w:cs="Calibri" w:eastAsia="Calibri" w:hAnsi="Calibri"/>
-                <w:i w:val="1"/>
-                <w:iCs w:val="1"/>
                 <w:sz w:val="18"/>
                 <w:szCs w:val="18"/>
               </w:rPr>
@@ -2975,8 +2908,6 @@
             <w:r>
               <w:rPr>
                 <w:rFonts w:ascii="Calibri" w:cs="Calibri" w:eastAsia="Calibri" w:hAnsi="Calibri"/>
-                <w:i w:val="1"/>
-                <w:iCs w:val="1"/>
                 <w:sz w:val="18"/>
                 <w:szCs w:val="18"/>
                 <w:rtl w:val="0"/>
@@ -3000,8 +2931,6 @@
               <w:jc w:val="both"/>
               <w:rPr>
                 <w:rFonts w:ascii="Calibri" w:cs="Calibri" w:eastAsia="Calibri" w:hAnsi="Calibri"/>
-                <w:i w:val="1"/>
-                <w:iCs w:val="1"/>
                 <w:sz w:val="18"/>
                 <w:szCs w:val="18"/>
               </w:rPr>
@@ -3009,8 +2938,6 @@
             <w:r>
               <w:rPr>
                 <w:rFonts w:ascii="Calibri" w:cs="Calibri" w:eastAsia="Calibri" w:hAnsi="Calibri"/>
-                <w:i w:val="1"/>
-                <w:iCs w:val="1"/>
                 <w:sz w:val="18"/>
                 <w:szCs w:val="18"/>
                 <w:rtl w:val="0"/>
@@ -3034,8 +2961,6 @@
               <w:jc w:val="both"/>
               <w:rPr>
                 <w:rFonts w:ascii="Calibri" w:cs="Calibri" w:eastAsia="Calibri" w:hAnsi="Calibri"/>
-                <w:i w:val="1"/>
-                <w:iCs w:val="1"/>
                 <w:sz w:val="18"/>
                 <w:szCs w:val="18"/>
               </w:rPr>
@@ -3043,8 +2968,6 @@
             <w:r>
               <w:rPr>
                 <w:rFonts w:ascii="Calibri" w:cs="Calibri" w:eastAsia="Calibri" w:hAnsi="Calibri"/>
-                <w:i w:val="1"/>
-                <w:iCs w:val="1"/>
                 <w:sz w:val="18"/>
                 <w:szCs w:val="18"/>
                 <w:rtl w:val="0"/>
@@ -3075,8 +2998,6 @@
               <w:jc w:val="both"/>
               <w:rPr>
                 <w:rFonts w:ascii="Calibri" w:cs="Calibri" w:eastAsia="Calibri" w:hAnsi="Calibri"/>
-                <w:i w:val="1"/>
-                <w:iCs w:val="1"/>
                 <w:sz w:val="18"/>
                 <w:szCs w:val="18"/>
               </w:rPr>
@@ -3084,8 +3005,6 @@
             <w:r>
               <w:rPr>
                 <w:rFonts w:ascii="Calibri" w:cs="Calibri" w:eastAsia="Calibri" w:hAnsi="Calibri"/>
-                <w:i w:val="1"/>
-                <w:iCs w:val="1"/>
                 <w:sz w:val="18"/>
                 <w:szCs w:val="18"/>
                 <w:rtl w:val="0"/>
@@ -3109,8 +3028,6 @@
               <w:jc w:val="both"/>
               <w:rPr>
                 <w:rFonts w:ascii="Calibri" w:cs="Calibri" w:eastAsia="Calibri" w:hAnsi="Calibri"/>
-                <w:i w:val="1"/>
-                <w:iCs w:val="1"/>
                 <w:sz w:val="18"/>
                 <w:szCs w:val="18"/>
               </w:rPr>
@@ -3118,8 +3035,6 @@
             <w:r>
               <w:rPr>
                 <w:rFonts w:ascii="Calibri" w:cs="Calibri" w:eastAsia="Calibri" w:hAnsi="Calibri"/>
-                <w:i w:val="1"/>
-                <w:iCs w:val="1"/>
                 <w:sz w:val="18"/>
                 <w:szCs w:val="18"/>
                 <w:rtl w:val="0"/>
@@ -3143,8 +3058,6 @@
               <w:jc w:val="both"/>
               <w:rPr>
                 <w:rFonts w:ascii="Calibri" w:cs="Calibri" w:eastAsia="Calibri" w:hAnsi="Calibri"/>
-                <w:i w:val="1"/>
-                <w:iCs w:val="1"/>
                 <w:sz w:val="18"/>
                 <w:szCs w:val="18"/>
               </w:rPr>
@@ -3152,8 +3065,6 @@
             <w:r>
               <w:rPr>
                 <w:rFonts w:ascii="Calibri" w:cs="Calibri" w:eastAsia="Calibri" w:hAnsi="Calibri"/>
-                <w:i w:val="1"/>
-                <w:iCs w:val="1"/>
                 <w:sz w:val="18"/>
                 <w:szCs w:val="18"/>
                 <w:rtl w:val="0"/>
@@ -3177,8 +3088,6 @@
               <w:jc w:val="both"/>
               <w:rPr>
                 <w:rFonts w:ascii="Calibri" w:cs="Calibri" w:eastAsia="Calibri" w:hAnsi="Calibri"/>
-                <w:i w:val="1"/>
-                <w:iCs w:val="1"/>
                 <w:sz w:val="18"/>
                 <w:szCs w:val="18"/>
               </w:rPr>
@@ -3186,8 +3095,6 @@
             <w:r>
               <w:rPr>
                 <w:rFonts w:ascii="Calibri" w:cs="Calibri" w:eastAsia="Calibri" w:hAnsi="Calibri"/>
-                <w:i w:val="1"/>
-                <w:iCs w:val="1"/>
                 <w:sz w:val="18"/>
                 <w:szCs w:val="18"/>
                 <w:rtl w:val="0"/>
@@ -3211,8 +3118,6 @@
               <w:jc w:val="both"/>
               <w:rPr>
                 <w:rFonts w:ascii="Calibri" w:cs="Calibri" w:eastAsia="Calibri" w:hAnsi="Calibri"/>
-                <w:i w:val="1"/>
-                <w:iCs w:val="1"/>
                 <w:sz w:val="18"/>
                 <w:szCs w:val="18"/>
               </w:rPr>
@@ -3220,8 +3125,6 @@
             <w:r>
               <w:rPr>
                 <w:rFonts w:ascii="Calibri" w:cs="Calibri" w:eastAsia="Calibri" w:hAnsi="Calibri"/>
-                <w:i w:val="1"/>
-                <w:iCs w:val="1"/>
                 <w:sz w:val="18"/>
                 <w:szCs w:val="18"/>
                 <w:rtl w:val="0"/>
@@ -3245,8 +3148,6 @@
               <w:jc w:val="both"/>
               <w:rPr>
                 <w:rFonts w:ascii="Calibri" w:cs="Calibri" w:eastAsia="Calibri" w:hAnsi="Calibri"/>
-                <w:i w:val="1"/>
-                <w:iCs w:val="1"/>
                 <w:sz w:val="18"/>
                 <w:szCs w:val="18"/>
               </w:rPr>
@@ -3254,8 +3155,6 @@
             <w:r>
               <w:rPr>
                 <w:rFonts w:ascii="Calibri" w:cs="Calibri" w:eastAsia="Calibri" w:hAnsi="Calibri"/>
-                <w:i w:val="1"/>
-                <w:iCs w:val="1"/>
                 <w:sz w:val="18"/>
                 <w:szCs w:val="18"/>
                 <w:rtl w:val="0"/>
@@ -3279,8 +3178,6 @@
               <w:jc w:val="both"/>
               <w:rPr>
                 <w:rFonts w:ascii="Calibri" w:cs="Calibri" w:eastAsia="Calibri" w:hAnsi="Calibri"/>
-                <w:i w:val="1"/>
-                <w:iCs w:val="1"/>
                 <w:sz w:val="18"/>
                 <w:szCs w:val="18"/>
               </w:rPr>
@@ -3288,8 +3185,6 @@
             <w:r>
               <w:rPr>
                 <w:rFonts w:ascii="Calibri" w:cs="Calibri" w:eastAsia="Calibri" w:hAnsi="Calibri"/>
-                <w:i w:val="1"/>
-                <w:iCs w:val="1"/>
                 <w:sz w:val="18"/>
                 <w:szCs w:val="18"/>
                 <w:rtl w:val="0"/>
@@ -3319,8 +3214,6 @@
               <w:jc w:val="both"/>
               <w:rPr>
                 <w:rFonts w:ascii="Calibri" w:cs="Calibri" w:eastAsia="Calibri" w:hAnsi="Calibri"/>
-                <w:i w:val="1"/>
-                <w:iCs w:val="1"/>
                 <w:sz w:val="18"/>
                 <w:szCs w:val="18"/>
               </w:rPr>
@@ -3328,8 +3221,6 @@
             <w:r>
               <w:rPr>
                 <w:rFonts w:ascii="Calibri" w:cs="Calibri" w:eastAsia="Calibri" w:hAnsi="Calibri"/>
-                <w:i w:val="1"/>
-                <w:iCs w:val="1"/>
                 <w:sz w:val="18"/>
                 <w:szCs w:val="18"/>
                 <w:rtl w:val="0"/>
@@ -3353,8 +3244,6 @@
               <w:jc w:val="both"/>
               <w:rPr>
                 <w:rFonts w:ascii="Calibri" w:cs="Calibri" w:eastAsia="Calibri" w:hAnsi="Calibri"/>
-                <w:i w:val="1"/>
-                <w:iCs w:val="1"/>
                 <w:sz w:val="18"/>
                 <w:szCs w:val="18"/>
               </w:rPr>
@@ -3362,8 +3251,6 @@
             <w:r>
               <w:rPr>
                 <w:rFonts w:ascii="Calibri" w:cs="Calibri" w:eastAsia="Calibri" w:hAnsi="Calibri"/>
-                <w:i w:val="1"/>
-                <w:iCs w:val="1"/>
                 <w:sz w:val="18"/>
                 <w:szCs w:val="18"/>
                 <w:rtl w:val="0"/>
@@ -3387,8 +3274,6 @@
               <w:jc w:val="both"/>
               <w:rPr>
                 <w:rFonts w:ascii="Calibri" w:cs="Calibri" w:eastAsia="Calibri" w:hAnsi="Calibri"/>
-                <w:i w:val="1"/>
-                <w:iCs w:val="1"/>
                 <w:sz w:val="18"/>
                 <w:szCs w:val="18"/>
               </w:rPr>
@@ -3396,8 +3281,6 @@
             <w:r>
               <w:rPr>
                 <w:rFonts w:ascii="Calibri" w:cs="Calibri" w:eastAsia="Calibri" w:hAnsi="Calibri"/>
-                <w:i w:val="1"/>
-                <w:iCs w:val="1"/>
                 <w:sz w:val="18"/>
                 <w:szCs w:val="18"/>
                 <w:rtl w:val="0"/>
@@ -3421,8 +3304,6 @@
               <w:jc w:val="both"/>
               <w:rPr>
                 <w:rFonts w:ascii="Calibri" w:cs="Calibri" w:eastAsia="Calibri" w:hAnsi="Calibri"/>
-                <w:i w:val="1"/>
-                <w:iCs w:val="1"/>
                 <w:sz w:val="18"/>
                 <w:szCs w:val="18"/>
               </w:rPr>
@@ -3430,8 +3311,6 @@
             <w:r>
               <w:rPr>
                 <w:rFonts w:ascii="Calibri" w:cs="Calibri" w:eastAsia="Calibri" w:hAnsi="Calibri"/>
-                <w:i w:val="1"/>
-                <w:iCs w:val="1"/>
                 <w:sz w:val="18"/>
                 <w:szCs w:val="18"/>
                 <w:rtl w:val="0"/>
@@ -3455,8 +3334,6 @@
               <w:jc w:val="both"/>
               <w:rPr>
                 <w:rFonts w:ascii="Calibri" w:cs="Calibri" w:eastAsia="Calibri" w:hAnsi="Calibri"/>
-                <w:i w:val="1"/>
-                <w:iCs w:val="1"/>
                 <w:sz w:val="18"/>
                 <w:szCs w:val="18"/>
               </w:rPr>
@@ -3464,8 +3341,6 @@
             <w:r>
               <w:rPr>
                 <w:rFonts w:ascii="Calibri" w:cs="Calibri" w:eastAsia="Calibri" w:hAnsi="Calibri"/>
-                <w:i w:val="1"/>
-                <w:iCs w:val="1"/>
                 <w:sz w:val="18"/>
                 <w:szCs w:val="18"/>
                 <w:rtl w:val="0"/>
@@ -3489,8 +3364,6 @@
               <w:jc w:val="both"/>
               <w:rPr>
                 <w:rFonts w:ascii="Calibri" w:cs="Calibri" w:eastAsia="Calibri" w:hAnsi="Calibri"/>
-                <w:i w:val="1"/>
-                <w:iCs w:val="1"/>
                 <w:sz w:val="18"/>
                 <w:szCs w:val="18"/>
               </w:rPr>
@@ -3498,8 +3371,6 @@
             <w:r>
               <w:rPr>
                 <w:rFonts w:ascii="Calibri" w:cs="Calibri" w:eastAsia="Calibri" w:hAnsi="Calibri"/>
-                <w:i w:val="1"/>
-                <w:iCs w:val="1"/>
                 <w:sz w:val="18"/>
                 <w:szCs w:val="18"/>
                 <w:rtl w:val="0"/>
@@ -3523,8 +3394,6 @@
               <w:jc w:val="both"/>
               <w:rPr>
                 <w:rFonts w:ascii="Calibri" w:cs="Calibri" w:eastAsia="Calibri" w:hAnsi="Calibri"/>
-                <w:i w:val="1"/>
-                <w:iCs w:val="1"/>
                 <w:sz w:val="18"/>
                 <w:szCs w:val="18"/>
               </w:rPr>
@@ -3532,8 +3401,6 @@
             <w:r>
               <w:rPr>
                 <w:rFonts w:ascii="Calibri" w:cs="Calibri" w:eastAsia="Calibri" w:hAnsi="Calibri"/>
-                <w:i w:val="1"/>
-                <w:iCs w:val="1"/>
                 <w:sz w:val="18"/>
                 <w:szCs w:val="18"/>
                 <w:rtl w:val="0"/>
@@ -3633,20 +3500,8 @@
           </w:tcPr>
           <w:p>
             <w:pPr>
-              <w:keepNext w:val="0"/>
-              <w:keepLines w:val="0"/>
-              <w:pageBreakBefore w:val="0"/>
               <w:widowControl w:val="0"/>
-              <w:pBdr>
-                <w:top w:space="0" w:sz="0" w:val="nil"/>
-                <w:left w:space="0" w:sz="0" w:val="nil"/>
-                <w:bottom w:space="0" w:sz="0" w:val="nil"/>
-                <w:right w:space="0" w:sz="0" w:val="nil"/>
-                <w:between w:space="0" w:sz="0" w:val="nil"/>
-              </w:pBdr>
-              <w:shd w:fill="auto" w:val="clear"/>
-              <w:spacing w:after="0" w:before="0" w:line="240" w:lineRule="auto"/>
-              <w:ind w:left="0" w:right="0" w:firstLine="0"/>
+              <w:spacing w:line="240" w:lineRule="auto"/>
               <w:jc w:val="center"/>
               <w:rPr/>
             </w:pPr>
@@ -3671,20 +3526,8 @@
           </w:tcPr>
           <w:p>
             <w:pPr>
-              <w:keepNext w:val="0"/>
-              <w:keepLines w:val="0"/>
-              <w:pageBreakBefore w:val="0"/>
               <w:widowControl w:val="0"/>
-              <w:pBdr>
-                <w:top w:space="0" w:sz="0" w:val="nil"/>
-                <w:left w:space="0" w:sz="0" w:val="nil"/>
-                <w:bottom w:space="0" w:sz="0" w:val="nil"/>
-                <w:right w:space="0" w:sz="0" w:val="nil"/>
-                <w:between w:space="0" w:sz="0" w:val="nil"/>
-              </w:pBdr>
-              <w:shd w:fill="auto" w:val="clear"/>
-              <w:spacing w:after="0" w:before="0" w:line="240" w:lineRule="auto"/>
-              <w:ind w:left="0" w:right="0" w:firstLine="0"/>
+              <w:spacing w:line="240" w:lineRule="auto"/>
               <w:jc w:val="center"/>
               <w:rPr/>
             </w:pPr>
@@ -3715,21 +3558,8 @@
           </w:tcPr>
           <w:p>
             <w:pPr>
-              <w:keepNext w:val="0"/>
-              <w:keepLines w:val="0"/>
-              <w:pageBreakBefore w:val="0"/>
               <w:widowControl w:val="0"/>
-              <w:pBdr>
-                <w:top w:space="0" w:sz="0" w:val="nil"/>
-                <w:left w:space="0" w:sz="0" w:val="nil"/>
-                <w:bottom w:space="0" w:sz="0" w:val="nil"/>
-                <w:right w:space="0" w:sz="0" w:val="nil"/>
-                <w:between w:space="0" w:sz="0" w:val="nil"/>
-              </w:pBdr>
-              <w:shd w:fill="auto" w:val="clear"/>
-              <w:spacing w:after="0" w:before="0" w:line="240" w:lineRule="auto"/>
-              <w:ind w:left="0" w:right="0" w:firstLine="0"/>
-              <w:jc w:val="left"/>
+              <w:spacing w:line="240" w:lineRule="auto"/>
               <w:rPr/>
             </w:pPr>
             <w:r>
@@ -3753,21 +3583,8 @@
           </w:tcPr>
           <w:p>
             <w:pPr>
-              <w:keepNext w:val="0"/>
-              <w:keepLines w:val="0"/>
-              <w:pageBreakBefore w:val="0"/>
               <w:widowControl w:val="0"/>
-              <w:pBdr>
-                <w:top w:space="0" w:sz="0" w:val="nil"/>
-                <w:left w:space="0" w:sz="0" w:val="nil"/>
-                <w:bottom w:space="0" w:sz="0" w:val="nil"/>
-                <w:right w:space="0" w:sz="0" w:val="nil"/>
-                <w:between w:space="0" w:sz="0" w:val="nil"/>
-              </w:pBdr>
-              <w:shd w:fill="auto" w:val="clear"/>
-              <w:spacing w:after="0" w:before="0" w:line="240" w:lineRule="auto"/>
-              <w:ind w:left="0" w:right="0" w:firstLine="0"/>
-              <w:jc w:val="left"/>
+              <w:spacing w:line="240" w:lineRule="auto"/>
               <w:rPr/>
             </w:pPr>
             <w:r>
@@ -3797,21 +3614,8 @@
           </w:tcPr>
           <w:p>
             <w:pPr>
-              <w:keepNext w:val="0"/>
-              <w:keepLines w:val="0"/>
-              <w:pageBreakBefore w:val="0"/>
               <w:widowControl w:val="0"/>
-              <w:pBdr>
-                <w:top w:space="0" w:sz="0" w:val="nil"/>
-                <w:left w:space="0" w:sz="0" w:val="nil"/>
-                <w:bottom w:space="0" w:sz="0" w:val="nil"/>
-                <w:right w:space="0" w:sz="0" w:val="nil"/>
-                <w:between w:space="0" w:sz="0" w:val="nil"/>
-              </w:pBdr>
-              <w:shd w:fill="auto" w:val="clear"/>
-              <w:spacing w:after="0" w:before="0" w:line="240" w:lineRule="auto"/>
-              <w:ind w:left="0" w:right="0" w:firstLine="0"/>
-              <w:jc w:val="left"/>
+              <w:spacing w:line="240" w:lineRule="auto"/>
               <w:rPr/>
             </w:pPr>
             <w:r>
@@ -3835,21 +3639,8 @@
           </w:tcPr>
           <w:p>
             <w:pPr>
-              <w:keepNext w:val="0"/>
-              <w:keepLines w:val="0"/>
-              <w:pageBreakBefore w:val="0"/>
               <w:widowControl w:val="0"/>
-              <w:pBdr>
-                <w:top w:space="0" w:sz="0" w:val="nil"/>
-                <w:left w:space="0" w:sz="0" w:val="nil"/>
-                <w:bottom w:space="0" w:sz="0" w:val="nil"/>
-                <w:right w:space="0" w:sz="0" w:val="nil"/>
-                <w:between w:space="0" w:sz="0" w:val="nil"/>
-              </w:pBdr>
-              <w:shd w:fill="auto" w:val="clear"/>
-              <w:spacing w:after="0" w:before="0" w:line="240" w:lineRule="auto"/>
-              <w:ind w:left="0" w:right="0" w:firstLine="0"/>
-              <w:jc w:val="left"/>
+              <w:spacing w:line="240" w:lineRule="auto"/>
               <w:rPr/>
             </w:pPr>
             <w:r>
@@ -3879,21 +3670,8 @@
           </w:tcPr>
           <w:p>
             <w:pPr>
-              <w:keepNext w:val="0"/>
-              <w:keepLines w:val="0"/>
-              <w:pageBreakBefore w:val="0"/>
               <w:widowControl w:val="0"/>
-              <w:pBdr>
-                <w:top w:space="0" w:sz="0" w:val="nil"/>
-                <w:left w:space="0" w:sz="0" w:val="nil"/>
-                <w:bottom w:space="0" w:sz="0" w:val="nil"/>
-                <w:right w:space="0" w:sz="0" w:val="nil"/>
-                <w:between w:space="0" w:sz="0" w:val="nil"/>
-              </w:pBdr>
-              <w:shd w:fill="auto" w:val="clear"/>
-              <w:spacing w:after="0" w:before="0" w:line="240" w:lineRule="auto"/>
-              <w:ind w:left="0" w:right="0" w:firstLine="0"/>
-              <w:jc w:val="left"/>
+              <w:spacing w:line="240" w:lineRule="auto"/>
               <w:rPr/>
             </w:pPr>
             <w:r>
@@ -3917,21 +3695,8 @@
           </w:tcPr>
           <w:p>
             <w:pPr>
-              <w:keepNext w:val="0"/>
-              <w:keepLines w:val="0"/>
-              <w:pageBreakBefore w:val="0"/>
               <w:widowControl w:val="0"/>
-              <w:pBdr>
-                <w:top w:space="0" w:sz="0" w:val="nil"/>
-                <w:left w:space="0" w:sz="0" w:val="nil"/>
-                <w:bottom w:space="0" w:sz="0" w:val="nil"/>
-                <w:right w:space="0" w:sz="0" w:val="nil"/>
-                <w:between w:space="0" w:sz="0" w:val="nil"/>
-              </w:pBdr>
-              <w:shd w:fill="auto" w:val="clear"/>
-              <w:spacing w:after="0" w:before="0" w:line="240" w:lineRule="auto"/>
-              <w:ind w:left="0" w:right="0" w:firstLine="0"/>
-              <w:jc w:val="left"/>
+              <w:spacing w:line="240" w:lineRule="auto"/>
               <w:rPr/>
             </w:pPr>
             <w:r>
@@ -3961,21 +3726,8 @@
           </w:tcPr>
           <w:p>
             <w:pPr>
-              <w:keepNext w:val="0"/>
-              <w:keepLines w:val="0"/>
-              <w:pageBreakBefore w:val="0"/>
               <w:widowControl w:val="0"/>
-              <w:pBdr>
-                <w:top w:space="0" w:sz="0" w:val="nil"/>
-                <w:left w:space="0" w:sz="0" w:val="nil"/>
-                <w:bottom w:space="0" w:sz="0" w:val="nil"/>
-                <w:right w:space="0" w:sz="0" w:val="nil"/>
-                <w:between w:space="0" w:sz="0" w:val="nil"/>
-              </w:pBdr>
-              <w:shd w:fill="auto" w:val="clear"/>
-              <w:spacing w:after="0" w:before="0" w:line="240" w:lineRule="auto"/>
-              <w:ind w:left="0" w:right="0" w:firstLine="0"/>
-              <w:jc w:val="left"/>
+              <w:spacing w:line="240" w:lineRule="auto"/>
               <w:rPr/>
             </w:pPr>
             <w:r>
@@ -3999,21 +3751,8 @@
           </w:tcPr>
           <w:p>
             <w:pPr>
-              <w:keepNext w:val="0"/>
-              <w:keepLines w:val="0"/>
-              <w:pageBreakBefore w:val="0"/>
               <w:widowControl w:val="0"/>
-              <w:pBdr>
-                <w:top w:space="0" w:sz="0" w:val="nil"/>
-                <w:left w:space="0" w:sz="0" w:val="nil"/>
-                <w:bottom w:space="0" w:sz="0" w:val="nil"/>
-                <w:right w:space="0" w:sz="0" w:val="nil"/>
-                <w:between w:space="0" w:sz="0" w:val="nil"/>
-              </w:pBdr>
-              <w:shd w:fill="auto" w:val="clear"/>
-              <w:spacing w:after="0" w:before="0" w:line="240" w:lineRule="auto"/>
-              <w:ind w:left="0" w:right="0" w:firstLine="0"/>
-              <w:jc w:val="left"/>
+              <w:spacing w:line="240" w:lineRule="auto"/>
               <w:rPr/>
             </w:pPr>
             <w:r>
@@ -4043,21 +3782,8 @@
           </w:tcPr>
           <w:p>
             <w:pPr>
-              <w:keepNext w:val="0"/>
-              <w:keepLines w:val="0"/>
-              <w:pageBreakBefore w:val="0"/>
               <w:widowControl w:val="0"/>
-              <w:pBdr>
-                <w:top w:space="0" w:sz="0" w:val="nil"/>
-                <w:left w:space="0" w:sz="0" w:val="nil"/>
-                <w:bottom w:space="0" w:sz="0" w:val="nil"/>
-                <w:right w:space="0" w:sz="0" w:val="nil"/>
-                <w:between w:space="0" w:sz="0" w:val="nil"/>
-              </w:pBdr>
-              <w:shd w:fill="auto" w:val="clear"/>
-              <w:spacing w:after="0" w:before="0" w:line="240" w:lineRule="auto"/>
-              <w:ind w:left="0" w:right="0" w:firstLine="0"/>
-              <w:jc w:val="left"/>
+              <w:spacing w:line="240" w:lineRule="auto"/>
               <w:rPr/>
             </w:pPr>
             <w:r>
@@ -4081,21 +3807,8 @@
           </w:tcPr>
           <w:p>
             <w:pPr>
-              <w:keepNext w:val="0"/>
-              <w:keepLines w:val="0"/>
-              <w:pageBreakBefore w:val="0"/>
               <w:widowControl w:val="0"/>
-              <w:pBdr>
-                <w:top w:space="0" w:sz="0" w:val="nil"/>
-                <w:left w:space="0" w:sz="0" w:val="nil"/>
-                <w:bottom w:space="0" w:sz="0" w:val="nil"/>
-                <w:right w:space="0" w:sz="0" w:val="nil"/>
-                <w:between w:space="0" w:sz="0" w:val="nil"/>
-              </w:pBdr>
-              <w:shd w:fill="auto" w:val="clear"/>
-              <w:spacing w:after="0" w:before="0" w:line="240" w:lineRule="auto"/>
-              <w:ind w:left="0" w:right="0" w:firstLine="0"/>
-              <w:jc w:val="left"/>
+              <w:spacing w:line="240" w:lineRule="auto"/>
               <w:rPr/>
             </w:pPr>
             <w:r>
@@ -4154,9 +3867,6 @@
         </w:numPr>
         <w:spacing w:line="360" w:lineRule="auto"/>
         <w:ind w:left="1440" w:hanging="360"/>
-        <w:rPr>
-          <w:u w:val="none"/>
-        </w:rPr>
       </w:pPr>
       <w:r>
         <w:rPr>
@@ -4173,9 +3883,6 @@
         </w:numPr>
         <w:spacing w:line="360" w:lineRule="auto"/>
         <w:ind w:left="1440" w:hanging="360"/>
-        <w:rPr>
-          <w:u w:val="none"/>
-        </w:rPr>
       </w:pPr>
       <w:r>
         <w:rPr>
@@ -4192,9 +3899,6 @@
         </w:numPr>
         <w:spacing w:line="360" w:lineRule="auto"/>
         <w:ind w:left="1440" w:hanging="360"/>
-        <w:rPr>
-          <w:u w:val="none"/>
-        </w:rPr>
       </w:pPr>
       <w:r>
         <w:rPr>
@@ -4211,9 +3915,6 @@
         </w:numPr>
         <w:spacing w:line="360" w:lineRule="auto"/>
         <w:ind w:left="1440" w:hanging="360"/>
-        <w:rPr>
-          <w:u w:val="none"/>
-        </w:rPr>
       </w:pPr>
       <w:r>
         <w:rPr>
@@ -4230,9 +3931,6 @@
         </w:numPr>
         <w:spacing w:line="360" w:lineRule="auto"/>
         <w:ind w:left="1440" w:hanging="360"/>
-        <w:rPr>
-          <w:u w:val="none"/>
-        </w:rPr>
       </w:pPr>
       <w:r>
         <w:rPr>
@@ -4249,9 +3947,6 @@
         </w:numPr>
         <w:spacing w:line="360" w:lineRule="auto"/>
         <w:ind w:left="1440" w:hanging="360"/>
-        <w:rPr>
-          <w:u w:val="none"/>
-        </w:rPr>
       </w:pPr>
       <w:r>
         <w:rPr>
@@ -4269,7 +3964,7 @@
         <w:rPr>
           <w:rtl w:val="0"/>
         </w:rPr>
-        <w:t xml:space="preserve">Esas serían algunas de las características de la norma ISO que nos ayudará a tener un buen cumplimiento de calidad dentro de nuestro proyecto de Nicollet Studio Fantasy.</w:t>
+        <w:t xml:space="preserve">Esas serían algunas de las características de la norma ISO que nos ayudará a tener un buen cumplimiento de calidad dentro de nuestro proyecto de Nicolett Studio Fantasy.</w:t>
       </w:r>
     </w:p>
     <w:p>
@@ -4529,14 +4224,32 @@
     </w:p>
     <w:p>
       <w:pPr>
-        <w:spacing w:line="360" w:lineRule="auto"/>
-        <w:jc w:val="left"/>
-        <w:rPr/>
-      </w:pPr>
-      <w:r>
-        <w:rPr>
-          <w:rtl w:val="0"/>
-        </w:rPr>
+        <w:pStyle w:val="Heading1"/>
+        <w:spacing w:line="360" w:lineRule="auto"/>
+        <w:rPr/>
+      </w:pPr>
+      <w:bookmarkStart w:colFirst="0" w:colLast="0" w:name="_jr1zsd35c6sr" w:id="21"/>
+      <w:bookmarkEnd w:id="21"/>
+      <w:r>
+        <w:rPr>
+          <w:rtl w:val="0"/>
+        </w:rPr>
+        <w:t xml:space="preserve">PAUTA DE AUTOEVALUACIÓN</w:t>
+      </w:r>
+    </w:p>
+    <w:p>
+      <w:pPr>
+        <w:pStyle w:val="Heading1"/>
+        <w:spacing w:line="360" w:lineRule="auto"/>
+        <w:rPr/>
+      </w:pPr>
+      <w:bookmarkStart w:colFirst="0" w:colLast="0" w:name="_tdeb6d7lzzi0" w:id="22"/>
+      <w:bookmarkEnd w:id="22"/>
+      <w:r>
+        <w:rPr>
+          <w:rtl w:val="0"/>
+        </w:rPr>
+        <w:t xml:space="preserve"> </w:t>
       </w:r>
     </w:p>
     <w:sectPr>
